--- a/IAS Case Study mod_DES Rubrics.docx
+++ b/IAS Case Study mod_DES Rubrics.docx
@@ -2076,7 +2076,16 @@
           <w:b/>
           <w:lang w:val="en-US"/>
         </w:rPr>
-        <w:t>3WX DES</w:t>
+        <w:t>SHA-BUL</w:t>
+      </w:r>
+      <w:bookmarkStart w:id="0" w:name="_GoBack"/>
+      <w:bookmarkEnd w:id="0"/>
+      <w:r>
+        <w:rPr>
+          <w:b/>
+          <w:lang w:val="en-US"/>
+        </w:rPr>
+        <w:t xml:space="preserve"> DES</w:t>
       </w:r>
       <w:r>
         <w:rPr>
@@ -2159,8 +2168,6 @@
         </w:rPr>
         <w:t>Juan Paulo G.</w:t>
       </w:r>
-      <w:bookmarkStart w:id="0" w:name="_GoBack"/>
-      <w:bookmarkEnd w:id="0"/>
     </w:p>
     <w:p>
       <w:pPr>
@@ -5533,26 +5540,6 @@
 </file>
 
 <file path=customXml/item1.xml><?xml version="1.0" encoding="utf-8"?>
-<?mso-contentType ?>
-<FormTemplates xmlns="http://schemas.microsoft.com/sharepoint/v3/contenttype/forms">
-  <Display>DocumentLibraryForm</Display>
-  <Edit>DocumentLibraryForm</Edit>
-  <New>DocumentLibraryForm</New>
-</FormTemplates>
-</file>
-
-<file path=customXml/item2.xml><?xml version="1.0" encoding="utf-8"?>
-<p:properties xmlns:p="http://schemas.microsoft.com/office/2006/metadata/properties" xmlns:xsi="http://www.w3.org/2001/XMLSchema-instance" xmlns:pc="http://schemas.microsoft.com/office/infopath/2007/PartnerControls">
-  <documentManagement>
-    <lcf76f155ced4ddcb4097134ff3c332f xmlns="32efc831-e45c-4db2-bb1d-1d0e28517817">
-      <Terms xmlns="http://schemas.microsoft.com/office/infopath/2007/PartnerControls"/>
-    </lcf76f155ced4ddcb4097134ff3c332f>
-    <TaxCatchAll xmlns="f9542e68-c41e-477a-bf81-9e0cb6fbdef6" xsi:nil="true"/>
-  </documentManagement>
-</p:properties>
-</file>
-
-<file path=customXml/item3.xml><?xml version="1.0" encoding="utf-8"?>
 <ct:contentTypeSchema xmlns:ct="http://schemas.microsoft.com/office/2006/metadata/contentType" xmlns:ma="http://schemas.microsoft.com/office/2006/metadata/properties/metaAttributes" ct:_="" ma:_="" ma:contentTypeName="Document" ma:contentTypeID="0x010100A0B82C611A8CD84FBF876E7A6621C375" ma:contentTypeVersion="11" ma:contentTypeDescription="Create a new document." ma:contentTypeScope="" ma:versionID="8ce0c51343c8d27fe283f6a6e08bf929">
   <xsd:schema xmlns:xsd="http://www.w3.org/2001/XMLSchema" xmlns:xs="http://www.w3.org/2001/XMLSchema" xmlns:p="http://schemas.microsoft.com/office/2006/metadata/properties" xmlns:ns2="32efc831-e45c-4db2-bb1d-1d0e28517817" xmlns:ns3="f9542e68-c41e-477a-bf81-9e0cb6fbdef6" targetNamespace="http://schemas.microsoft.com/office/2006/metadata/properties" ma:root="true" ma:fieldsID="6ee4db830f1c215d67c122191b965774" ns2:_="" ns3:_="">
     <xsd:import namespace="32efc831-e45c-4db2-bb1d-1d0e28517817"/>
@@ -5747,10 +5734,41 @@
 </ct:contentTypeSchema>
 </file>
 
+<file path=customXml/item2.xml><?xml version="1.0" encoding="utf-8"?>
+<p:properties xmlns:p="http://schemas.microsoft.com/office/2006/metadata/properties" xmlns:xsi="http://www.w3.org/2001/XMLSchema-instance" xmlns:pc="http://schemas.microsoft.com/office/infopath/2007/PartnerControls">
+  <documentManagement>
+    <lcf76f155ced4ddcb4097134ff3c332f xmlns="32efc831-e45c-4db2-bb1d-1d0e28517817">
+      <Terms xmlns="http://schemas.microsoft.com/office/infopath/2007/PartnerControls"/>
+    </lcf76f155ced4ddcb4097134ff3c332f>
+    <TaxCatchAll xmlns="f9542e68-c41e-477a-bf81-9e0cb6fbdef6" xsi:nil="true"/>
+  </documentManagement>
+</p:properties>
+</file>
+
+<file path=customXml/item3.xml><?xml version="1.0" encoding="utf-8"?>
+<?mso-contentType ?>
+<FormTemplates xmlns="http://schemas.microsoft.com/sharepoint/v3/contenttype/forms">
+  <Display>DocumentLibraryForm</Display>
+  <Edit>DocumentLibraryForm</Edit>
+  <New>DocumentLibraryForm</New>
+</FormTemplates>
+</file>
+
 <file path=customXml/itemProps1.xml><?xml version="1.0" encoding="utf-8"?>
-<ds:datastoreItem xmlns:ds="http://schemas.openxmlformats.org/officeDocument/2006/customXml" ds:itemID="{0C67F396-5A99-44E4-B8E5-00B06553D8DB}">
+<ds:datastoreItem xmlns:ds="http://schemas.openxmlformats.org/officeDocument/2006/customXml" ds:itemID="{93B8FA12-651D-436A-A4DC-C703030DAA82}">
   <ds:schemaRefs>
-    <ds:schemaRef ds:uri="http://schemas.microsoft.com/sharepoint/v3/contenttype/forms"/>
+    <ds:schemaRef ds:uri="http://schemas.microsoft.com/office/2006/metadata/contentType"/>
+    <ds:schemaRef ds:uri="http://schemas.microsoft.com/office/2006/metadata/properties/metaAttributes"/>
+    <ds:schemaRef ds:uri="http://www.w3.org/2001/XMLSchema"/>
+    <ds:schemaRef ds:uri="http://schemas.microsoft.com/office/2006/metadata/properties"/>
+    <ds:schemaRef ds:uri="32efc831-e45c-4db2-bb1d-1d0e28517817"/>
+    <ds:schemaRef ds:uri="f9542e68-c41e-477a-bf81-9e0cb6fbdef6"/>
+    <ds:schemaRef ds:uri="http://schemas.microsoft.com/office/2006/documentManagement/types"/>
+    <ds:schemaRef ds:uri="http://schemas.microsoft.com/office/infopath/2007/PartnerControls"/>
+    <ds:schemaRef ds:uri="http://schemas.openxmlformats.org/package/2006/metadata/core-properties"/>
+    <ds:schemaRef ds:uri="http://purl.org/dc/elements/1.1/"/>
+    <ds:schemaRef ds:uri="http://purl.org/dc/terms/"/>
+    <ds:schemaRef ds:uri="http://schemas.microsoft.com/internal/obd"/>
   </ds:schemaRefs>
 </ds:datastoreItem>
 </file>
@@ -5767,20 +5785,9 @@
 </file>
 
 <file path=customXml/itemProps3.xml><?xml version="1.0" encoding="utf-8"?>
-<ds:datastoreItem xmlns:ds="http://schemas.openxmlformats.org/officeDocument/2006/customXml" ds:itemID="{93B8FA12-651D-436A-A4DC-C703030DAA82}">
+<ds:datastoreItem xmlns:ds="http://schemas.openxmlformats.org/officeDocument/2006/customXml" ds:itemID="{0C67F396-5A99-44E4-B8E5-00B06553D8DB}">
   <ds:schemaRefs>
-    <ds:schemaRef ds:uri="http://schemas.microsoft.com/office/2006/metadata/contentType"/>
-    <ds:schemaRef ds:uri="http://schemas.microsoft.com/office/2006/metadata/properties/metaAttributes"/>
-    <ds:schemaRef ds:uri="http://www.w3.org/2001/XMLSchema"/>
-    <ds:schemaRef ds:uri="http://schemas.microsoft.com/office/2006/metadata/properties"/>
-    <ds:schemaRef ds:uri="32efc831-e45c-4db2-bb1d-1d0e28517817"/>
-    <ds:schemaRef ds:uri="f9542e68-c41e-477a-bf81-9e0cb6fbdef6"/>
-    <ds:schemaRef ds:uri="http://schemas.microsoft.com/office/2006/documentManagement/types"/>
-    <ds:schemaRef ds:uri="http://schemas.microsoft.com/office/infopath/2007/PartnerControls"/>
-    <ds:schemaRef ds:uri="http://schemas.openxmlformats.org/package/2006/metadata/core-properties"/>
-    <ds:schemaRef ds:uri="http://purl.org/dc/elements/1.1/"/>
-    <ds:schemaRef ds:uri="http://purl.org/dc/terms/"/>
-    <ds:schemaRef ds:uri="http://schemas.microsoft.com/internal/obd"/>
+    <ds:schemaRef ds:uri="http://schemas.microsoft.com/sharepoint/v3/contenttype/forms"/>
   </ds:schemaRefs>
 </ds:datastoreItem>
 </file>